--- a/Analog-Signal-Components/PAX/PAM-2025/PAM-modules/detector-module/detector-module-v2/Jan26_production/Test reports/module052_report.docx
+++ b/Analog-Signal-Components/PAX/PAM-2025/PAM-modules/detector-module/detector-module-v2/Jan26_production/Test reports/module052_report.docx
@@ -73,6 +73,9 @@
       </w:r>
       <w:r>
         <w:t>March</w:t>
+      </w:r>
+      <w:r>
+        <w:t>-April</w:t>
       </w:r>
       <w:r>
         <w:t xml:space="preserve"> 2026 by </w:t>
@@ -105,10 +108,23 @@
     </w:p>
     <w:p>
       <w:r>
-        <w:t>First build failed due to suspected short. 4.343V measured for all input frequencies/power levels.</w:t>
+        <w:t xml:space="preserve">P-V </w:t>
+      </w:r>
+      <w:proofErr w:type="spellStart"/>
+      <w:r>
+        <w:t>quicktests</w:t>
+      </w:r>
+      <w:proofErr w:type="spellEnd"/>
+      <w:r>
+        <w:t xml:space="preserve"> showed constant </w:t>
+      </w:r>
+      <w:r>
+        <w:t>4.343</w:t>
+      </w:r>
+      <w:r>
+        <w:t xml:space="preserve">V output voltage regardless of input power or frequency. </w:t>
       </w:r>
     </w:p>
-    <w:p/>
     <w:p>
       <w:pPr>
         <w:tabs>
@@ -197,6 +213,41 @@
       <w:r>
         <w:br/>
       </w:r>
+    </w:p>
+    <w:p>
+      <w:pPr>
+        <w:tabs>
+          <w:tab w:val="left" w:pos="4860"/>
+        </w:tabs>
+      </w:pPr>
+      <w:r>
+        <w:t xml:space="preserve">No P-V curve due to failing </w:t>
+      </w:r>
+      <w:proofErr w:type="spellStart"/>
+      <w:r>
+        <w:t>quicktests</w:t>
+      </w:r>
+      <w:proofErr w:type="spellEnd"/>
+      <w:r>
+        <w:t>.</w:t>
+      </w:r>
+    </w:p>
+    <w:p>
+      <w:pPr>
+        <w:tabs>
+          <w:tab w:val="left" w:pos="4860"/>
+        </w:tabs>
+      </w:pPr>
+    </w:p>
+    <w:p>
+      <w:pPr>
+        <w:rPr>
+          <w:b/>
+          <w:bCs/>
+          <w:sz w:val="28"/>
+          <w:szCs w:val="28"/>
+        </w:rPr>
+      </w:pPr>
       <w:r>
         <w:rPr>
           <w:b/>
@@ -243,13 +294,6 @@
       <w:r>
         <w:t>.</w:t>
       </w:r>
-    </w:p>
-    <w:p>
-      <w:pPr>
-        <w:tabs>
-          <w:tab w:val="left" w:pos="4860"/>
-        </w:tabs>
-      </w:pPr>
     </w:p>
     <w:p>
       <w:pPr>
@@ -264,7 +308,48 @@
         </w:rPr>
       </w:pPr>
       <w:r>
-        <w:t>IMAGE</w:t>
+        <w:rPr>
+          <w:b/>
+          <w:bCs/>
+          <w:noProof/>
+          <w:sz w:val="28"/>
+          <w:szCs w:val="28"/>
+        </w:rPr>
+        <w:drawing>
+          <wp:inline distT="0" distB="0" distL="0" distR="0" wp14:anchorId="114689AD" wp14:editId="7453782D">
+            <wp:extent cx="5972810" cy="4778375"/>
+            <wp:effectExtent l="0" t="0" r="0" b="0"/>
+            <wp:docPr id="932730875" name="Picture 1"/>
+            <wp:cNvGraphicFramePr>
+              <a:graphicFrameLocks xmlns:a="http://schemas.openxmlformats.org/drawingml/2006/main" noChangeAspect="1"/>
+            </wp:cNvGraphicFramePr>
+            <a:graphic xmlns:a="http://schemas.openxmlformats.org/drawingml/2006/main">
+              <a:graphicData uri="http://schemas.openxmlformats.org/drawingml/2006/picture">
+                <pic:pic xmlns:pic="http://schemas.openxmlformats.org/drawingml/2006/picture">
+                  <pic:nvPicPr>
+                    <pic:cNvPr id="932730875" name="Picture 932730875"/>
+                    <pic:cNvPicPr/>
+                  </pic:nvPicPr>
+                  <pic:blipFill>
+                    <a:blip r:embed="rId5"/>
+                    <a:stretch>
+                      <a:fillRect/>
+                    </a:stretch>
+                  </pic:blipFill>
+                  <pic:spPr>
+                    <a:xfrm>
+                      <a:off x="0" y="0"/>
+                      <a:ext cx="5972810" cy="4778375"/>
+                    </a:xfrm>
+                    <a:prstGeom prst="rect">
+                      <a:avLst/>
+                    </a:prstGeom>
+                  </pic:spPr>
+                </pic:pic>
+              </a:graphicData>
+            </a:graphic>
+          </wp:inline>
+        </w:drawing>
       </w:r>
       <w:r>
         <w:rPr>
@@ -316,7 +401,7 @@
                     <pic:cNvPicPr/>
                   </pic:nvPicPr>
                   <pic:blipFill>
-                    <a:blip r:embed="rId5" cstate="print">
+                    <a:blip r:embed="rId6" cstate="print">
                       <a:extLst>
                         <a:ext uri="{28A0092B-C50C-407E-A947-70E740481C1C}">
                           <a14:useLocalDpi xmlns:a14="http://schemas.microsoft.com/office/drawing/2010/main" val="0"/>
@@ -510,7 +595,7 @@
           <w:noProof/>
         </w:rPr>
         <w:drawing>
-          <wp:anchor distT="0" distB="0" distL="114300" distR="114300" simplePos="0" relativeHeight="251664384" behindDoc="0" locked="0" layoutInCell="1" allowOverlap="1" wp14:anchorId="6F775B1C" wp14:editId="5587A3A8">
+          <wp:anchor distT="0" distB="0" distL="114300" distR="114300" simplePos="0" relativeHeight="251664384" behindDoc="0" locked="0" layoutInCell="1" allowOverlap="1" wp14:anchorId="6F775B1C" wp14:editId="3D645DDC">
             <wp:simplePos x="0" y="0"/>
             <wp:positionH relativeFrom="column">
               <wp:posOffset>4008491</wp:posOffset>
@@ -533,7 +618,7 @@
                     <pic:cNvPicPr/>
                   </pic:nvPicPr>
                   <pic:blipFill>
-                    <a:blip r:embed="rId6" cstate="print">
+                    <a:blip r:embed="rId7" cstate="print">
                       <a:extLst>
                         <a:ext uri="{28A0092B-C50C-407E-A947-70E740481C1C}">
                           <a14:useLocalDpi xmlns:a14="http://schemas.microsoft.com/office/drawing/2010/main" val="0"/>
@@ -997,7 +1082,7 @@
           <w:szCs w:val="28"/>
         </w:rPr>
         <w:drawing>
-          <wp:anchor distT="0" distB="0" distL="114300" distR="114300" simplePos="0" relativeHeight="251666432" behindDoc="1" locked="0" layoutInCell="1" allowOverlap="1" wp14:anchorId="7B5D8638" wp14:editId="7843A115">
+          <wp:anchor distT="0" distB="0" distL="114300" distR="114300" simplePos="0" relativeHeight="251666432" behindDoc="1" locked="0" layoutInCell="1" allowOverlap="1" wp14:anchorId="7B5D8638" wp14:editId="6BE14D6E">
             <wp:simplePos x="0" y="0"/>
             <wp:positionH relativeFrom="column">
               <wp:posOffset>4004310</wp:posOffset>
@@ -1020,7 +1105,7 @@
                     <pic:cNvPicPr/>
                   </pic:nvPicPr>
                   <pic:blipFill>
-                    <a:blip r:embed="rId7" cstate="print">
+                    <a:blip r:embed="rId8" cstate="print">
                       <a:extLst>
                         <a:ext uri="{28A0092B-C50C-407E-A947-70E740481C1C}">
                           <a14:useLocalDpi xmlns:a14="http://schemas.microsoft.com/office/drawing/2010/main" val="0"/>

--- a/Analog-Signal-Components/PAX/PAM-2025/PAM-modules/detector-module/detector-module-v2/Jan26_production/Test reports/module052_report.docx
+++ b/Analog-Signal-Components/PAX/PAM-2025/PAM-modules/detector-module/detector-module-v2/Jan26_production/Test reports/module052_report.docx
@@ -108,6 +108,9 @@
     </w:p>
     <w:p>
       <w:r>
+        <w:t xml:space="preserve">First build failed </w:t>
+      </w:r>
+      <w:r>
         <w:t xml:space="preserve">P-V </w:t>
       </w:r>
       <w:proofErr w:type="spellStart"/>
@@ -116,13 +119,16 @@
       </w:r>
       <w:proofErr w:type="spellEnd"/>
       <w:r>
-        <w:t xml:space="preserve"> showed constant </w:t>
-      </w:r>
-      <w:r>
-        <w:t>4.343</w:t>
-      </w:r>
-      <w:r>
-        <w:t xml:space="preserve">V output voltage regardless of input power or frequency. </w:t>
+        <w:t xml:space="preserve"> </w:t>
+      </w:r>
+      <w:r>
+        <w:t xml:space="preserve">due to </w:t>
+      </w:r>
+      <w:r>
+        <w:t xml:space="preserve">constant 4.343V output voltage regardless of input power or frequency. </w:t>
+      </w:r>
+      <w:r>
+        <w:t>Success after rework.</w:t>
       </w:r>
     </w:p>
     <w:p>
@@ -221,15 +227,7 @@
         </w:tabs>
       </w:pPr>
       <w:r>
-        <w:t xml:space="preserve">No P-V curve due to failing </w:t>
-      </w:r>
-      <w:proofErr w:type="spellStart"/>
-      <w:r>
-        <w:t>quicktests</w:t>
-      </w:r>
-      <w:proofErr w:type="spellEnd"/>
-      <w:r>
-        <w:t>.</w:t>
+        <w:t>Reworked module P-V curves</w:t>
       </w:r>
     </w:p>
     <w:p>
@@ -238,6 +236,46 @@
           <w:tab w:val="left" w:pos="4860"/>
         </w:tabs>
       </w:pPr>
+      <w:r>
+        <w:rPr>
+          <w:noProof/>
+        </w:rPr>
+        <w:drawing>
+          <wp:inline distT="0" distB="0" distL="0" distR="0" wp14:anchorId="2DD7B524" wp14:editId="67191508">
+            <wp:extent cx="5972810" cy="4778375"/>
+            <wp:effectExtent l="0" t="0" r="0" b="0"/>
+            <wp:docPr id="2063375231" name="Picture 1"/>
+            <wp:cNvGraphicFramePr>
+              <a:graphicFrameLocks xmlns:a="http://schemas.openxmlformats.org/drawingml/2006/main" noChangeAspect="1"/>
+            </wp:cNvGraphicFramePr>
+            <a:graphic xmlns:a="http://schemas.openxmlformats.org/drawingml/2006/main">
+              <a:graphicData uri="http://schemas.openxmlformats.org/drawingml/2006/picture">
+                <pic:pic xmlns:pic="http://schemas.openxmlformats.org/drawingml/2006/picture">
+                  <pic:nvPicPr>
+                    <pic:cNvPr id="2063375231" name="Picture 2063375231"/>
+                    <pic:cNvPicPr/>
+                  </pic:nvPicPr>
+                  <pic:blipFill>
+                    <a:blip r:embed="rId5"/>
+                    <a:stretch>
+                      <a:fillRect/>
+                    </a:stretch>
+                  </pic:blipFill>
+                  <pic:spPr>
+                    <a:xfrm>
+                      <a:off x="0" y="0"/>
+                      <a:ext cx="5972810" cy="4778375"/>
+                    </a:xfrm>
+                    <a:prstGeom prst="rect">
+                      <a:avLst/>
+                    </a:prstGeom>
+                  </pic:spPr>
+                </pic:pic>
+              </a:graphicData>
+            </a:graphic>
+          </wp:inline>
+        </w:drawing>
+      </w:r>
     </w:p>
     <w:p>
       <w:pPr>
@@ -293,6 +331,33 @@
       <w:bookmarkEnd w:id="0"/>
       <w:r>
         <w:t>.</w:t>
+      </w:r>
+    </w:p>
+    <w:p>
+      <w:pPr>
+        <w:tabs>
+          <w:tab w:val="left" w:pos="4860"/>
+        </w:tabs>
+      </w:pPr>
+      <w:r>
+        <w:t>Reworked module S-parameters</w:t>
+      </w:r>
+    </w:p>
+    <w:p>
+      <w:pPr>
+        <w:tabs>
+          <w:tab w:val="left" w:pos="4860"/>
+        </w:tabs>
+      </w:pPr>
+    </w:p>
+    <w:p>
+      <w:pPr>
+        <w:tabs>
+          <w:tab w:val="left" w:pos="4860"/>
+        </w:tabs>
+      </w:pPr>
+      <w:r>
+        <w:t>First build S-parameters</w:t>
       </w:r>
     </w:p>
     <w:p>
@@ -316,9 +381,9 @@
           <w:szCs w:val="28"/>
         </w:rPr>
         <w:drawing>
-          <wp:inline distT="0" distB="0" distL="0" distR="0" wp14:anchorId="114689AD" wp14:editId="7453782D">
-            <wp:extent cx="5972810" cy="4778375"/>
-            <wp:effectExtent l="0" t="0" r="0" b="0"/>
+          <wp:inline distT="0" distB="0" distL="0" distR="0" wp14:anchorId="114689AD" wp14:editId="08B3CD6D">
+            <wp:extent cx="4456253" cy="3565097"/>
+            <wp:effectExtent l="0" t="0" r="1905" b="3810"/>
             <wp:docPr id="932730875" name="Picture 1"/>
             <wp:cNvGraphicFramePr>
               <a:graphicFrameLocks xmlns:a="http://schemas.openxmlformats.org/drawingml/2006/main" noChangeAspect="1"/>
@@ -331,7 +396,7 @@
                     <pic:cNvPicPr/>
                   </pic:nvPicPr>
                   <pic:blipFill>
-                    <a:blip r:embed="rId5"/>
+                    <a:blip r:embed="rId6"/>
                     <a:stretch>
                       <a:fillRect/>
                     </a:stretch>
@@ -339,7 +404,7 @@
                   <pic:spPr>
                     <a:xfrm>
                       <a:off x="0" y="0"/>
-                      <a:ext cx="5972810" cy="4778375"/>
+                      <a:ext cx="4483930" cy="3587239"/>
                     </a:xfrm>
                     <a:prstGeom prst="rect">
                       <a:avLst/>
@@ -401,7 +466,7 @@
                     <pic:cNvPicPr/>
                   </pic:nvPicPr>
                   <pic:blipFill>
-                    <a:blip r:embed="rId6" cstate="print">
+                    <a:blip r:embed="rId7" cstate="print">
                       <a:extLst>
                         <a:ext uri="{28A0092B-C50C-407E-A947-70E740481C1C}">
                           <a14:useLocalDpi xmlns:a14="http://schemas.microsoft.com/office/drawing/2010/main" val="0"/>
@@ -595,7 +660,7 @@
           <w:noProof/>
         </w:rPr>
         <w:drawing>
-          <wp:anchor distT="0" distB="0" distL="114300" distR="114300" simplePos="0" relativeHeight="251664384" behindDoc="0" locked="0" layoutInCell="1" allowOverlap="1" wp14:anchorId="6F775B1C" wp14:editId="3D645DDC">
+          <wp:anchor distT="0" distB="0" distL="114300" distR="114300" simplePos="0" relativeHeight="251664384" behindDoc="0" locked="0" layoutInCell="1" allowOverlap="1" wp14:anchorId="6F775B1C" wp14:editId="49743037">
             <wp:simplePos x="0" y="0"/>
             <wp:positionH relativeFrom="column">
               <wp:posOffset>4008491</wp:posOffset>
@@ -618,7 +683,7 @@
                     <pic:cNvPicPr/>
                   </pic:nvPicPr>
                   <pic:blipFill>
-                    <a:blip r:embed="rId7" cstate="print">
+                    <a:blip r:embed="rId8" cstate="print">
                       <a:extLst>
                         <a:ext uri="{28A0092B-C50C-407E-A947-70E740481C1C}">
                           <a14:useLocalDpi xmlns:a14="http://schemas.microsoft.com/office/drawing/2010/main" val="0"/>
@@ -1082,7 +1147,7 @@
           <w:szCs w:val="28"/>
         </w:rPr>
         <w:drawing>
-          <wp:anchor distT="0" distB="0" distL="114300" distR="114300" simplePos="0" relativeHeight="251666432" behindDoc="1" locked="0" layoutInCell="1" allowOverlap="1" wp14:anchorId="7B5D8638" wp14:editId="6BE14D6E">
+          <wp:anchor distT="0" distB="0" distL="114300" distR="114300" simplePos="0" relativeHeight="251666432" behindDoc="1" locked="0" layoutInCell="1" allowOverlap="1" wp14:anchorId="7B5D8638" wp14:editId="74DC7B54">
             <wp:simplePos x="0" y="0"/>
             <wp:positionH relativeFrom="column">
               <wp:posOffset>4004310</wp:posOffset>
@@ -1105,7 +1170,7 @@
                     <pic:cNvPicPr/>
                   </pic:nvPicPr>
                   <pic:blipFill>
-                    <a:blip r:embed="rId8" cstate="print">
+                    <a:blip r:embed="rId9" cstate="print">
                       <a:extLst>
                         <a:ext uri="{28A0092B-C50C-407E-A947-70E740481C1C}">
                           <a14:useLocalDpi xmlns:a14="http://schemas.microsoft.com/office/drawing/2010/main" val="0"/>
